--- a/運営指導対応_2026年度/07_運営指導_想定問答集.docx
+++ b/運営指導対応_2026年度/07_運営指導_想定問答集.docx
@@ -173,7 +173,7 @@
                 <w:i w:val="0"/>
                 <w:sz w:val="19"/>
               </w:rPr>
-              <w:t>川島　宏太（看護師）</w:t>
+              <w:t>川島　宏太（代表取締役・看護師）</w:t>
             </w:r>
           </w:p>
         </w:tc>
@@ -216,7 +216,7 @@
                 <w:i w:val="0"/>
                 <w:sz w:val="19"/>
               </w:rPr>
-              <w:t>鈴木</w:t>
+              <w:t>鈴木　菜緒子</w:t>
             </w:r>
           </w:p>
         </w:tc>
@@ -259,7 +259,7 @@
                 <w:i w:val="0"/>
                 <w:sz w:val="19"/>
               </w:rPr>
-              <w:t>鈴木</w:t>
+              <w:t>鈴木　菜緒子</w:t>
             </w:r>
           </w:p>
         </w:tc>
@@ -345,7 +345,7 @@
                 <w:i w:val="0"/>
                 <w:sz w:val="19"/>
               </w:rPr>
-              <w:t>川島　宏太（第二窓口・外部窓口は要設定）</w:t>
+              <w:t>川島　宏太（内部）／顧問社会保険労務士（外部）</w:t>
             </w:r>
           </w:p>
         </w:tc>
@@ -416,7 +416,7 @@
           <w:i w:val="0"/>
           <w:sz w:val="20"/>
         </w:rPr>
-        <w:t>・運営指導の通知が来たら、まず全職員でこの問答集を読み合わせてください。特に、担当者名（虐待防止＝鈴木、感染対策＝鈴木、BCP＝川島）は全員が即答できる必要があります。</w:t>
+        <w:t>・運営指導の通知が来たら、まず全職員でこの問答集を読み合わせてください。特に、担当者名（虐待防止＝鈴木　菜緒子、感染対策＝鈴木　菜緒子、BCP＝川島　宏太）は全員が即答できる必要があります。</w:t>
       </w:r>
     </w:p>
     <w:p>
@@ -557,7 +557,7 @@
                 <w:i w:val="0"/>
                 <w:sz w:val="18"/>
               </w:rPr>
-              <w:t>ハラスメント相談窓口が管理者のみ</w:t>
+              <w:t>ハラスメント外部窓口の連絡先</w:t>
             </w:r>
           </w:p>
         </w:tc>
@@ -577,7 +577,7 @@
                 <w:i w:val="0"/>
                 <w:sz w:val="18"/>
               </w:rPr>
-              <w:t>管理者本人が当事者となった場合の相談先がない</w:t>
+              <w:t>外部窓口は顧問社会保険労務士と決まっているが、連絡先の掲示が未確認</w:t>
             </w:r>
           </w:p>
         </w:tc>
@@ -597,7 +597,7 @@
                 <w:i w:val="0"/>
                 <w:sz w:val="18"/>
               </w:rPr>
-              <w:t>法人の別担当者または外部（社労士・埼玉労働局）を第二窓口として設定し、職員へ周知する</w:t>
+              <w:t>顧問社労士の連絡先を事務所内に掲示し、職員へ周知する（方針文書には記載済み）</w:t>
             </w:r>
           </w:p>
         </w:tc>
@@ -721,7 +721,7 @@
                 <w:i w:val="0"/>
                 <w:sz w:val="18"/>
               </w:rPr>
-              <w:t>上尾市介護保険課に確認し、業務マニュアル第3章に追記する</w:t>
+              <w:t>上尾市 高齢介護課に確認し、業務マニュアル第3章に追記する</w:t>
             </w:r>
           </w:p>
         </w:tc>
@@ -1283,7 +1283,7 @@
                 <w:i w:val="0"/>
                 <w:sz w:val="18"/>
               </w:rPr>
-              <w:t>「鈴木が代行します。BCPの体制表にも代行者を明記しています。」</w:t>
+              <w:t>「鈴木　菜緒子が代行します。BCPの体制表にも代行者を明記しています。」</w:t>
             </w:r>
           </w:p>
         </w:tc>
@@ -2307,7 +2307,7 @@
                 <w:i w:val="0"/>
                 <w:sz w:val="18"/>
               </w:rPr>
-              <w:t>「鈴木です。」</w:t>
+              <w:t>「鈴木　菜緒子です。」</w:t>
             </w:r>
           </w:p>
           <w:p>
@@ -2816,7 +2816,7 @@
                 <w:i w:val="0"/>
                 <w:sz w:val="18"/>
               </w:rPr>
-              <w:t>「責任者は管理者の川島　宏太、代行は鈴木です。BCPの体制表に明記しています。」</w:t>
+              <w:t>「責任者は管理者の川島　宏太、代行は鈴木　菜緒子です。BCPの体制表に明記しています。」</w:t>
             </w:r>
           </w:p>
         </w:tc>
@@ -2940,7 +2940,7 @@
                 <w:i w:val="0"/>
                 <w:sz w:val="18"/>
               </w:rPr>
-              <w:t>「携帯電話、SMS、チャットアプリ、災害用伝言ダイヤルの順に試すことを決めています。発災後1時間以内の報告を目安とし、安否確認担当が別紙4に集約します。」</w:t>
+              <w:t>「LINE WORKSの一斉連絡を第一手段とし、つながらない場合は携帯電話、SMS、災害用伝言ダイヤルの順に試します。安否は【災害安否確認】Googleフォームで回収し、通信が使えない場合は別紙4の紙様式に集約します。発災後1時間以内の報告を目安としています。」</w:t>
             </w:r>
           </w:p>
         </w:tc>
@@ -3064,7 +3064,7 @@
                 <w:i w:val="0"/>
                 <w:sz w:val="18"/>
               </w:rPr>
-              <w:t>「Aランクの利用者のみ訪問し、B・Cランクは電話確認に切り替えます。24時間対応の継続可否を判断し、困難な場合は事前に利用者・家族へ説明します。応援協定先への要請と、上尾市介護保険課への報告も行います。」</w:t>
+              <w:t>「Aランクの利用者のみ訪問し、B・Cランクは電話確認に切り替えます。24時間対応の継続可否を判断し、困難な場合は事前に利用者・家族へ説明します。応援協定先への要請と、上尾市 高齢介護課への報告も行います。」</w:t>
             </w:r>
           </w:p>
         </w:tc>
@@ -3421,7 +3421,7 @@
                 <w:i w:val="0"/>
                 <w:sz w:val="18"/>
               </w:rPr>
-              <w:t>「鈴木です。」</w:t>
+              <w:t>「鈴木　菜緒子です。」</w:t>
             </w:r>
           </w:p>
           <w:p>
@@ -3621,7 +3621,7 @@
                 <w:i w:val="0"/>
                 <w:sz w:val="18"/>
               </w:rPr>
-              <w:t>「まず利用者の安全を確認し、家族を問い詰めず、見たことをそのまま記録します。訪問終了後、当日中に管理者と虐待防止担当に報告し、通報の要否を判断します。迷った場合は通報します。通報先は上尾市介護保険課です。」</w:t>
+              <w:t>「まず利用者の安全を確認し、家族を問い詰めず、見たことをそのまま記録します。訪問終了後、当日中に管理者と虐待防止担当に報告し、通報の要否を判断します。迷った場合は通報します。通報先は上尾市 高齢介護課です。」</w:t>
             </w:r>
           </w:p>
         </w:tc>
@@ -4116,21 +4116,7 @@
                 <w:i w:val="0"/>
                 <w:sz w:val="18"/>
               </w:rPr>
-              <w:t>「内部窓口は川島　宏太、外部窓口として（　　　　　）を設定しています。事業所内に掲示し、研修でも周知しています。」</w:t>
-            </w:r>
-          </w:p>
-          <w:p>
-            <w:pPr>
-              <w:spacing w:after="0"/>
-            </w:pPr>
-            <w:r>
-              <w:rPr>
-                <w:rFonts w:ascii="Meiryo" w:hAnsi="Meiryo" w:eastAsia="Meiryo"/>
-                <w:b w:val="0"/>
-                <w:i w:val="0"/>
-                <w:sz w:val="18"/>
-              </w:rPr>
-              <w:t>※現在、内部窓口が管理者のみのため、第二窓口の設定を先に済ませておくこと。</w:t>
+              <w:t>「内部窓口は川島　宏太（管理者）です。管理者自身に関する相談は、顧問社会保険労務士を外部窓口としています。事業所内に掲示し、研修でも周知しています。」</w:t>
             </w:r>
           </w:p>
         </w:tc>
@@ -4701,7 +4687,7 @@
                 <w:i w:val="0"/>
                 <w:sz w:val="18"/>
               </w:rPr>
-              <w:t>※埼玉県の基準（2年か5年か）を事前に確認し、それに合わせて答える。</w:t>
+              <w:t>※国の基準は2年間、自治体の条例で5年の場合があります。埼玉県の基準を事前に確認し、それに合わせて答える。</w:t>
             </w:r>
           </w:p>
         </w:tc>
